--- a/House_Price_Prediction_Report (1).docx
+++ b/House_Price_Prediction_Report (1).docx
@@ -341,840 +341,872 @@
         <w:pStyle w:val="2"/>
         <w:spacing w:before="300" w:after="180"/>
       </w:pPr>
+      <w:r>
+        <w:rPr>
+          <w:rFonts w:ascii="Arial" w:hAnsi="Arial" w:eastAsia="Arial" w:cs="Arial"/>
+          <w:b/>
+          <w:bCs/>
+          <w:sz w:val="32"/>
+          <w:szCs w:val="32"/>
+        </w:rPr>
+        <w:t>Abstract</w:t>
+      </w:r>
+    </w:p>
+    <w:p>
+      <w:pPr>
+        <w:spacing w:after="120"/>
+      </w:pPr>
+      <w:r>
+        <w:rPr>
+          <w:rFonts w:ascii="Arial" w:hAnsi="Arial" w:eastAsia="Arial" w:cs="Arial"/>
+          <w:sz w:val="24"/>
+          <w:szCs w:val="24"/>
+        </w:rPr>
+        <w:t>The real estate market is one of the most economically significant sectors, and accurately predicting house prices is a challenging yet crucial task. This project focuses on developing a Machine Learning-based system to predict house prices based on various features such as location, size, number of rooms, and other relevant attributes. The model employs regression algorithms including Linear Regression and Random Forest Regressor, along with data preprocessing techniques to handle missing values, categorical encoding, and feature scaling. The system is trained on a real estate dataset and evaluated using metrics such as Mean Absolute Error (MAE) and R-squared (R²) score. The results demonstrate that Machine Learning can effectively estimate house prices and assist buyers, sellers, and real estate professionals.</w:t>
+      </w:r>
+    </w:p>
+    <w:p>
+      <w:pPr>
+        <w:pStyle w:val="2"/>
+        <w:spacing w:before="300" w:after="180"/>
+      </w:pPr>
+      <w:r>
+        <w:rPr>
+          <w:rFonts w:ascii="Arial" w:hAnsi="Arial" w:eastAsia="Arial" w:cs="Arial"/>
+          <w:b/>
+          <w:bCs/>
+          <w:sz w:val="32"/>
+          <w:szCs w:val="32"/>
+        </w:rPr>
+        <w:t>1. Introduction</w:t>
+      </w:r>
+    </w:p>
+    <w:p>
+      <w:pPr>
+        <w:spacing w:after="120"/>
+      </w:pPr>
+      <w:r>
+        <w:rPr>
+          <w:rFonts w:ascii="Arial" w:hAnsi="Arial" w:eastAsia="Arial" w:cs="Arial"/>
+          <w:sz w:val="24"/>
+          <w:szCs w:val="24"/>
+        </w:rPr>
+        <w:t>The housing market plays a vital role in the economy, and the valuation of residential properties impacts buyers, sellers, investors, and financial institutions. Traditional methods of property valuation rely heavily on human expertise, which can be inconsistent and time-consuming.</w:t>
+      </w:r>
+    </w:p>
+    <w:p>
+      <w:pPr>
+        <w:spacing w:after="120"/>
+      </w:pPr>
+      <w:r>
+        <w:rPr>
+          <w:rFonts w:ascii="Arial" w:hAnsi="Arial" w:eastAsia="Arial" w:cs="Arial"/>
+          <w:sz w:val="24"/>
+          <w:szCs w:val="24"/>
+        </w:rPr>
+        <w:t>With the rise of data-driven approaches, Machine Learning provides an effective solution to predict house prices based on historical data. An accurate prediction model can:</w:t>
+      </w:r>
+    </w:p>
+    <w:p>
+      <w:pPr>
+        <w:pStyle w:val="16"/>
+        <w:numPr>
+          <w:ilvl w:val="0"/>
+          <w:numId w:val="1"/>
+        </w:numPr>
+      </w:pPr>
+      <w:r>
+        <w:rPr>
+          <w:rFonts w:ascii="Arial" w:hAnsi="Arial" w:eastAsia="Arial" w:cs="Arial"/>
+          <w:sz w:val="24"/>
+          <w:szCs w:val="24"/>
+        </w:rPr>
+        <w:t>Help buyers make informed purchasing decisions</w:t>
+      </w:r>
+    </w:p>
+    <w:p>
+      <w:pPr>
+        <w:pStyle w:val="16"/>
+        <w:numPr>
+          <w:ilvl w:val="0"/>
+          <w:numId w:val="1"/>
+        </w:numPr>
+      </w:pPr>
+      <w:r>
+        <w:rPr>
+          <w:rFonts w:ascii="Arial" w:hAnsi="Arial" w:eastAsia="Arial" w:cs="Arial"/>
+          <w:sz w:val="24"/>
+          <w:szCs w:val="24"/>
+        </w:rPr>
+        <w:t>Assist sellers in setting competitive prices</w:t>
+      </w:r>
+    </w:p>
+    <w:p>
+      <w:pPr>
+        <w:pStyle w:val="16"/>
+        <w:numPr>
+          <w:ilvl w:val="0"/>
+          <w:numId w:val="1"/>
+        </w:numPr>
+      </w:pPr>
+      <w:r>
+        <w:rPr>
+          <w:rFonts w:ascii="Arial" w:hAnsi="Arial" w:eastAsia="Arial" w:cs="Arial"/>
+          <w:sz w:val="24"/>
+          <w:szCs w:val="24"/>
+        </w:rPr>
+        <w:t>Enable financial institutions to assess loan eligibility</w:t>
+      </w:r>
+    </w:p>
+    <w:p>
+      <w:pPr>
+        <w:pStyle w:val="16"/>
+        <w:numPr>
+          <w:ilvl w:val="0"/>
+          <w:numId w:val="1"/>
+        </w:numPr>
+      </w:pPr>
+      <w:r>
+        <w:rPr>
+          <w:rFonts w:ascii="Arial" w:hAnsi="Arial" w:eastAsia="Arial" w:cs="Arial"/>
+          <w:sz w:val="24"/>
+          <w:szCs w:val="24"/>
+        </w:rPr>
+        <w:t>Support real estate agents in market analysis</w:t>
+      </w:r>
+    </w:p>
+    <w:p>
+      <w:pPr>
+        <w:spacing w:after="120"/>
+      </w:pPr>
+      <w:r>
+        <w:rPr>
+          <w:rFonts w:ascii="Arial" w:hAnsi="Arial" w:eastAsia="Arial" w:cs="Arial"/>
+          <w:sz w:val="24"/>
+          <w:szCs w:val="24"/>
+        </w:rPr>
+        <w:t>This project aims to develop a simple and efficient house price prediction system using Machine Learning regression techniques.</w:t>
+      </w:r>
+    </w:p>
+    <w:p>
+      <w:pPr>
+        <w:pStyle w:val="2"/>
+        <w:spacing w:before="300" w:after="180"/>
+      </w:pPr>
+      <w:r>
+        <w:rPr>
+          <w:rFonts w:ascii="Arial" w:hAnsi="Arial" w:eastAsia="Arial" w:cs="Arial"/>
+          <w:b/>
+          <w:bCs/>
+          <w:sz w:val="32"/>
+          <w:szCs w:val="32"/>
+        </w:rPr>
+        <w:t>2. Problem Statement</w:t>
+      </w:r>
+    </w:p>
+    <w:p>
+      <w:pPr>
+        <w:spacing w:after="120"/>
+      </w:pPr>
+      <w:r>
+        <w:rPr>
+          <w:rFonts w:ascii="Arial" w:hAnsi="Arial" w:eastAsia="Arial" w:cs="Arial"/>
+          <w:sz w:val="24"/>
+          <w:szCs w:val="24"/>
+        </w:rPr>
+        <w:t>The main problem addressed in this project is the automatic prediction of house prices based on property features. Manual valuation of properties is inefficient and prone to bias. Therefore, an automated system is required that can:</w:t>
+      </w:r>
+    </w:p>
+    <w:p>
+      <w:pPr>
+        <w:pStyle w:val="16"/>
+        <w:numPr>
+          <w:ilvl w:val="0"/>
+          <w:numId w:val="1"/>
+        </w:numPr>
+      </w:pPr>
+      <w:r>
+        <w:rPr>
+          <w:rFonts w:ascii="Arial" w:hAnsi="Arial" w:eastAsia="Arial" w:cs="Arial"/>
+          <w:sz w:val="24"/>
+          <w:szCs w:val="24"/>
+        </w:rPr>
+        <w:t>Analyze property features such as area, location, and amenities</w:t>
+      </w:r>
+    </w:p>
+    <w:p>
+      <w:pPr>
+        <w:pStyle w:val="16"/>
+        <w:numPr>
+          <w:ilvl w:val="0"/>
+          <w:numId w:val="1"/>
+        </w:numPr>
+      </w:pPr>
+      <w:r>
+        <w:rPr>
+          <w:rFonts w:ascii="Arial" w:hAnsi="Arial" w:eastAsia="Arial" w:cs="Arial"/>
+          <w:sz w:val="24"/>
+          <w:szCs w:val="24"/>
+        </w:rPr>
+        <w:t>Identify patterns in historical pricing data</w:t>
+      </w:r>
+    </w:p>
+    <w:p>
+      <w:pPr>
+        <w:pStyle w:val="16"/>
+        <w:numPr>
+          <w:ilvl w:val="0"/>
+          <w:numId w:val="1"/>
+        </w:numPr>
+      </w:pPr>
+      <w:r>
+        <w:rPr>
+          <w:rFonts w:ascii="Arial" w:hAnsi="Arial" w:eastAsia="Arial" w:cs="Arial"/>
+          <w:sz w:val="24"/>
+          <w:szCs w:val="24"/>
+        </w:rPr>
+        <w:t>Predict house prices accurately for unseen properties</w:t>
+      </w:r>
+    </w:p>
+    <w:p>
+      <w:pPr>
+        <w:pStyle w:val="2"/>
+        <w:spacing w:before="300" w:after="180"/>
+      </w:pPr>
+      <w:r>
+        <w:rPr>
+          <w:rFonts w:ascii="Arial" w:hAnsi="Arial" w:eastAsia="Arial" w:cs="Arial"/>
+          <w:b/>
+          <w:bCs/>
+          <w:sz w:val="32"/>
+          <w:szCs w:val="32"/>
+        </w:rPr>
+        <w:t>3. Objectives</w:t>
+      </w:r>
+    </w:p>
+    <w:p>
+      <w:pPr>
+        <w:spacing w:after="120"/>
+      </w:pPr>
+      <w:r>
+        <w:rPr>
+          <w:rFonts w:ascii="Arial" w:hAnsi="Arial" w:eastAsia="Arial" w:cs="Arial"/>
+          <w:sz w:val="24"/>
+          <w:szCs w:val="24"/>
+        </w:rPr>
+        <w:t>The objectives of this project are:</w:t>
+      </w:r>
+    </w:p>
+    <w:p>
+      <w:pPr>
+        <w:pStyle w:val="16"/>
+        <w:numPr>
+          <w:ilvl w:val="0"/>
+          <w:numId w:val="1"/>
+        </w:numPr>
+      </w:pPr>
+      <w:r>
+        <w:rPr>
+          <w:rFonts w:ascii="Arial" w:hAnsi="Arial" w:eastAsia="Arial" w:cs="Arial"/>
+          <w:sz w:val="24"/>
+          <w:szCs w:val="24"/>
+        </w:rPr>
+        <w:t>To understand regression-based Machine Learning algorithms</w:t>
+      </w:r>
+    </w:p>
+    <w:p>
+      <w:pPr>
+        <w:pStyle w:val="16"/>
+        <w:numPr>
+          <w:ilvl w:val="0"/>
+          <w:numId w:val="1"/>
+        </w:numPr>
+      </w:pPr>
+      <w:r>
+        <w:rPr>
+          <w:rFonts w:ascii="Arial" w:hAnsi="Arial" w:eastAsia="Arial" w:cs="Arial"/>
+          <w:sz w:val="24"/>
+          <w:szCs w:val="24"/>
+        </w:rPr>
+        <w:t>To implement a house price prediction model</w:t>
+      </w:r>
+    </w:p>
+    <w:p>
+      <w:pPr>
+        <w:pStyle w:val="16"/>
+        <w:numPr>
+          <w:ilvl w:val="0"/>
+          <w:numId w:val="1"/>
+        </w:numPr>
+      </w:pPr>
+      <w:r>
+        <w:rPr>
+          <w:rFonts w:ascii="Arial" w:hAnsi="Arial" w:eastAsia="Arial" w:cs="Arial"/>
+          <w:sz w:val="24"/>
+          <w:szCs w:val="24"/>
+        </w:rPr>
+        <w:t>To preprocess and encode real estate data for model training</w:t>
+      </w:r>
+    </w:p>
+    <w:p>
+      <w:pPr>
+        <w:pStyle w:val="16"/>
+        <w:numPr>
+          <w:ilvl w:val="0"/>
+          <w:numId w:val="1"/>
+        </w:numPr>
+      </w:pPr>
+      <w:r>
+        <w:rPr>
+          <w:rFonts w:ascii="Arial" w:hAnsi="Arial" w:eastAsia="Arial" w:cs="Arial"/>
+          <w:sz w:val="24"/>
+          <w:szCs w:val="24"/>
+        </w:rPr>
+        <w:t>To predict house prices based on input features</w:t>
+      </w:r>
+    </w:p>
+    <w:p>
+      <w:pPr>
+        <w:pStyle w:val="16"/>
+        <w:numPr>
+          <w:ilvl w:val="0"/>
+          <w:numId w:val="1"/>
+        </w:numPr>
+      </w:pPr>
+      <w:r>
+        <w:rPr>
+          <w:rFonts w:ascii="Arial" w:hAnsi="Arial" w:eastAsia="Arial" w:cs="Arial"/>
+          <w:sz w:val="24"/>
+          <w:szCs w:val="24"/>
+        </w:rPr>
+        <w:t>To evaluate the performance of the model using standard metrics</w:t>
+      </w:r>
+    </w:p>
+    <w:p>
+      <w:pPr>
+        <w:pStyle w:val="2"/>
+        <w:spacing w:before="300" w:after="180"/>
+      </w:pPr>
+      <w:r>
+        <w:rPr>
+          <w:rFonts w:ascii="Arial" w:hAnsi="Arial" w:eastAsia="Arial" w:cs="Arial"/>
+          <w:b/>
+          <w:bCs/>
+          <w:sz w:val="32"/>
+          <w:szCs w:val="32"/>
+        </w:rPr>
+        <w:t>4. Literature Review</w:t>
+      </w:r>
+    </w:p>
+    <w:p>
+      <w:pPr>
+        <w:spacing w:after="120"/>
+      </w:pPr>
+      <w:r>
+        <w:rPr>
+          <w:rFonts w:ascii="Arial" w:hAnsi="Arial" w:eastAsia="Arial" w:cs="Arial"/>
+          <w:sz w:val="24"/>
+          <w:szCs w:val="24"/>
+        </w:rPr>
+        <w:t>House price prediction has been widely studied in the field of Machine Learning. Various algorithms such as Linear Regression, Decision Trees, Random Forest, and Gradient Boosting have been applied for this purpose.</w:t>
+      </w:r>
+    </w:p>
+    <w:p>
+      <w:pPr>
+        <w:spacing w:after="120"/>
+      </w:pPr>
+      <w:r>
+        <w:rPr>
+          <w:rFonts w:ascii="Arial" w:hAnsi="Arial" w:eastAsia="Arial" w:cs="Arial"/>
+          <w:sz w:val="24"/>
+          <w:szCs w:val="24"/>
+        </w:rPr>
+        <w:t>Linear Regression is one of the most foundational algorithms for price prediction because:</w:t>
+      </w:r>
+    </w:p>
+    <w:p>
+      <w:pPr>
+        <w:pStyle w:val="16"/>
+        <w:numPr>
+          <w:ilvl w:val="0"/>
+          <w:numId w:val="1"/>
+        </w:numPr>
+      </w:pPr>
+      <w:r>
+        <w:rPr>
+          <w:rFonts w:ascii="Arial" w:hAnsi="Arial" w:eastAsia="Arial" w:cs="Arial"/>
+          <w:sz w:val="24"/>
+          <w:szCs w:val="24"/>
+        </w:rPr>
+        <w:t>It is simple and interpretable</w:t>
+      </w:r>
+    </w:p>
+    <w:p>
+      <w:pPr>
+        <w:pStyle w:val="16"/>
+        <w:numPr>
+          <w:ilvl w:val="0"/>
+          <w:numId w:val="1"/>
+        </w:numPr>
+      </w:pPr>
+      <w:r>
+        <w:rPr>
+          <w:rFonts w:ascii="Arial" w:hAnsi="Arial" w:eastAsia="Arial" w:cs="Arial"/>
+          <w:sz w:val="24"/>
+          <w:szCs w:val="24"/>
+        </w:rPr>
+        <w:t>It performs well when features have a linear relationship with the target</w:t>
+      </w:r>
+    </w:p>
+    <w:p>
+      <w:pPr>
+        <w:pStyle w:val="16"/>
+        <w:numPr>
+          <w:ilvl w:val="0"/>
+          <w:numId w:val="1"/>
+        </w:numPr>
+      </w:pPr>
+      <w:r>
+        <w:rPr>
+          <w:rFonts w:ascii="Arial" w:hAnsi="Arial" w:eastAsia="Arial" w:cs="Arial"/>
+          <w:sz w:val="24"/>
+          <w:szCs w:val="24"/>
+        </w:rPr>
+        <w:t>It provides coefficient-based insights into feature importance</w:t>
+      </w:r>
+    </w:p>
+    <w:p>
+      <w:pPr>
+        <w:spacing w:after="120"/>
+      </w:pPr>
+      <w:r>
+        <w:rPr>
+          <w:rFonts w:ascii="Arial" w:hAnsi="Arial" w:eastAsia="Arial" w:cs="Arial"/>
+          <w:sz w:val="24"/>
+          <w:szCs w:val="24"/>
+        </w:rPr>
+        <w:t>Random Forest Regressor is preferred for complex datasets because it handles non-linear relationships and reduces overfitting through ensemble learning. Feature engineering techniques such as one-hot encoding, normalization, and outlier removal are commonly applied to improve model performance.</w:t>
+      </w:r>
+    </w:p>
+    <w:p>
+      <w:pPr>
+        <w:pStyle w:val="2"/>
+        <w:spacing w:before="300" w:after="180"/>
+      </w:pPr>
+      <w:r>
+        <w:rPr>
+          <w:rFonts w:ascii="Arial" w:hAnsi="Arial" w:eastAsia="Arial" w:cs="Arial"/>
+          <w:b/>
+          <w:bCs/>
+          <w:sz w:val="32"/>
+          <w:szCs w:val="32"/>
+        </w:rPr>
+        <w:t>5. Methodology</w:t>
+      </w:r>
+    </w:p>
+    <w:p>
+      <w:pPr>
+        <w:pStyle w:val="3"/>
+        <w:spacing w:before="200" w:after="120"/>
+      </w:pPr>
+      <w:r>
+        <w:rPr>
+          <w:rFonts w:ascii="Arial" w:hAnsi="Arial" w:eastAsia="Arial" w:cs="Arial"/>
+          <w:b/>
+          <w:bCs/>
+          <w:sz w:val="28"/>
+          <w:szCs w:val="28"/>
+        </w:rPr>
+        <w:t>5.1 Dataset</w:t>
+      </w:r>
+    </w:p>
+    <w:p>
+      <w:pPr>
+        <w:spacing w:after="120"/>
+      </w:pPr>
+      <w:r>
+        <w:rPr>
+          <w:rFonts w:ascii="Arial" w:hAnsi="Arial" w:eastAsia="Arial" w:cs="Arial"/>
+          <w:sz w:val="24"/>
+          <w:szCs w:val="24"/>
+        </w:rPr>
+        <w:t>The dataset used in this project contains records of residential properties. Each record includes the following features:</w:t>
+      </w:r>
+    </w:p>
+    <w:p>
+      <w:pPr>
+        <w:pStyle w:val="16"/>
+        <w:numPr>
+          <w:ilvl w:val="0"/>
+          <w:numId w:val="1"/>
+        </w:numPr>
+      </w:pPr>
+      <w:r>
+        <w:rPr>
+          <w:rFonts w:ascii="Arial" w:hAnsi="Arial" w:eastAsia="Arial" w:cs="Arial"/>
+          <w:sz w:val="24"/>
+          <w:szCs w:val="24"/>
+        </w:rPr>
+        <w:t>Area (in square feet)</w:t>
+      </w:r>
+    </w:p>
+    <w:p>
+      <w:pPr>
+        <w:pStyle w:val="16"/>
+        <w:numPr>
+          <w:ilvl w:val="0"/>
+          <w:numId w:val="1"/>
+        </w:numPr>
+      </w:pPr>
+      <w:r>
+        <w:rPr>
+          <w:rFonts w:ascii="Arial" w:hAnsi="Arial" w:eastAsia="Arial" w:cs="Arial"/>
+          <w:sz w:val="24"/>
+          <w:szCs w:val="24"/>
+        </w:rPr>
+        <w:t>Number of bedrooms and bathrooms</w:t>
+      </w:r>
+    </w:p>
+    <w:p>
+      <w:pPr>
+        <w:pStyle w:val="16"/>
+        <w:numPr>
+          <w:ilvl w:val="0"/>
+          <w:numId w:val="1"/>
+        </w:numPr>
+      </w:pPr>
+      <w:r>
+        <w:rPr>
+          <w:rFonts w:ascii="Arial" w:hAnsi="Arial" w:eastAsia="Arial" w:cs="Arial"/>
+          <w:sz w:val="24"/>
+          <w:szCs w:val="24"/>
+        </w:rPr>
+        <w:t>Location / neighborhood</w:t>
+      </w:r>
+    </w:p>
+    <w:p>
+      <w:pPr>
+        <w:pStyle w:val="16"/>
+        <w:numPr>
+          <w:ilvl w:val="0"/>
+          <w:numId w:val="1"/>
+        </w:numPr>
+      </w:pPr>
+      <w:r>
+        <w:rPr>
+          <w:rFonts w:ascii="Arial" w:hAnsi="Arial" w:eastAsia="Arial" w:cs="Arial"/>
+          <w:sz w:val="24"/>
+          <w:szCs w:val="24"/>
+        </w:rPr>
+        <w:t>Age of the property</w:t>
+      </w:r>
+    </w:p>
+    <w:p>
+      <w:pPr>
+        <w:pStyle w:val="16"/>
+        <w:numPr>
+          <w:ilvl w:val="0"/>
+          <w:numId w:val="1"/>
+        </w:numPr>
+      </w:pPr>
+      <w:r>
+        <w:rPr>
+          <w:rFonts w:ascii="Arial" w:hAnsi="Arial" w:eastAsia="Arial" w:cs="Arial"/>
+          <w:sz w:val="24"/>
+          <w:szCs w:val="24"/>
+        </w:rPr>
+        <w:t>Proximity to schools, hospitals, and transport</w:t>
+      </w:r>
+    </w:p>
+    <w:p>
+      <w:pPr>
+        <w:pStyle w:val="16"/>
+        <w:numPr>
+          <w:ilvl w:val="0"/>
+          <w:numId w:val="1"/>
+        </w:numPr>
+      </w:pPr>
+      <w:r>
+        <w:rPr>
+          <w:rFonts w:ascii="Arial" w:hAnsi="Arial" w:eastAsia="Arial" w:cs="Arial"/>
+          <w:sz w:val="24"/>
+          <w:szCs w:val="24"/>
+        </w:rPr>
+        <w:t>House price (target variable)</w:t>
+      </w:r>
+    </w:p>
+    <w:p>
+      <w:pPr>
+        <w:pStyle w:val="3"/>
+        <w:spacing w:before="200" w:after="120"/>
+      </w:pPr>
+      <w:r>
+        <w:rPr>
+          <w:rFonts w:ascii="Arial" w:hAnsi="Arial" w:eastAsia="Arial" w:cs="Arial"/>
+          <w:b/>
+          <w:bCs/>
+          <w:sz w:val="28"/>
+          <w:szCs w:val="28"/>
+        </w:rPr>
+        <w:t>5.2 Data Preprocessing</w:t>
+      </w:r>
+    </w:p>
+    <w:p>
+      <w:pPr>
+        <w:spacing w:after="120"/>
+      </w:pPr>
+      <w:r>
+        <w:rPr>
+          <w:rFonts w:ascii="Arial" w:hAnsi="Arial" w:eastAsia="Arial" w:cs="Arial"/>
+          <w:sz w:val="24"/>
+          <w:szCs w:val="24"/>
+        </w:rPr>
+        <w:t>Machine Learning models require clean, numerical data. Therefore, the following preprocessing steps are performed:</w:t>
+      </w:r>
+    </w:p>
+    <w:p>
+      <w:pPr>
+        <w:pStyle w:val="16"/>
+        <w:numPr>
+          <w:ilvl w:val="0"/>
+          <w:numId w:val="1"/>
+        </w:numPr>
+      </w:pPr>
+      <w:r>
+        <w:rPr>
+          <w:rFonts w:ascii="Arial" w:hAnsi="Arial" w:eastAsia="Arial" w:cs="Arial"/>
+          <w:sz w:val="24"/>
+          <w:szCs w:val="24"/>
+        </w:rPr>
+        <w:t>Handle missing values using mean/median imputation</w:t>
+      </w:r>
+    </w:p>
+    <w:p>
+      <w:pPr>
+        <w:pStyle w:val="16"/>
+        <w:numPr>
+          <w:ilvl w:val="0"/>
+          <w:numId w:val="1"/>
+        </w:numPr>
+      </w:pPr>
+      <w:r>
+        <w:rPr>
+          <w:rFonts w:ascii="Arial" w:hAnsi="Arial" w:eastAsia="Arial" w:cs="Arial"/>
+          <w:sz w:val="24"/>
+          <w:szCs w:val="24"/>
+        </w:rPr>
+        <w:t>Encode categorical variables (e.g., location) using One-Hot Encoding</w:t>
+      </w:r>
+    </w:p>
+    <w:p>
+      <w:pPr>
+        <w:pStyle w:val="16"/>
+        <w:numPr>
+          <w:ilvl w:val="0"/>
+          <w:numId w:val="1"/>
+        </w:numPr>
+      </w:pPr>
+      <w:r>
+        <w:rPr>
+          <w:rFonts w:ascii="Arial" w:hAnsi="Arial" w:eastAsia="Arial" w:cs="Arial"/>
+          <w:sz w:val="24"/>
+          <w:szCs w:val="24"/>
+        </w:rPr>
+        <w:t>Normalize/scale numerical features using StandardScaler</w:t>
+      </w:r>
+    </w:p>
+    <w:p>
+      <w:pPr>
+        <w:pStyle w:val="16"/>
+        <w:numPr>
+          <w:ilvl w:val="0"/>
+          <w:numId w:val="1"/>
+        </w:numPr>
+      </w:pPr>
+      <w:r>
+        <w:rPr>
+          <w:rFonts w:ascii="Arial" w:hAnsi="Arial" w:eastAsia="Arial" w:cs="Arial"/>
+          <w:sz w:val="24"/>
+          <w:szCs w:val="24"/>
+        </w:rPr>
+        <w:t>Remove outliers using the Interquartile Range (IQR) method</w:t>
+      </w:r>
+    </w:p>
+    <w:p>
+      <w:pPr>
+        <w:pStyle w:val="3"/>
+        <w:spacing w:before="200" w:after="120"/>
+      </w:pPr>
+      <w:r>
+        <w:rPr>
+          <w:rFonts w:ascii="Arial" w:hAnsi="Arial" w:eastAsia="Arial" w:cs="Arial"/>
+          <w:b/>
+          <w:bCs/>
+          <w:sz w:val="28"/>
+          <w:szCs w:val="28"/>
+        </w:rPr>
+        <w:t>5.3 Feature Engineering</w:t>
+      </w:r>
+    </w:p>
+    <w:p>
+      <w:pPr>
+        <w:spacing w:after="120"/>
+      </w:pPr>
+      <w:r>
+        <w:rPr>
+          <w:rFonts w:ascii="Arial" w:hAnsi="Arial" w:eastAsia="Arial" w:cs="Arial"/>
+          <w:sz w:val="24"/>
+          <w:szCs w:val="24"/>
+        </w:rPr>
+        <w:t>Feature engineering improves model accuracy by transforming raw data into meaningful representations. In this project:</w:t>
+      </w:r>
+    </w:p>
+    <w:p>
+      <w:pPr>
+        <w:pStyle w:val="16"/>
+        <w:numPr>
+          <w:ilvl w:val="0"/>
+          <w:numId w:val="1"/>
+        </w:numPr>
+      </w:pPr>
+      <w:r>
+        <w:rPr>
+          <w:rFonts w:ascii="Arial" w:hAnsi="Arial" w:eastAsia="Arial" w:cs="Arial"/>
+          <w:sz w:val="24"/>
+          <w:szCs w:val="24"/>
+        </w:rPr>
+        <w:t>New features such as price-per-square-foot are derived</w:t>
+      </w:r>
+    </w:p>
+    <w:p>
+      <w:pPr>
+        <w:pStyle w:val="16"/>
+        <w:numPr>
+          <w:ilvl w:val="0"/>
+          <w:numId w:val="1"/>
+        </w:numPr>
+      </w:pPr>
+      <w:r>
+        <w:rPr>
+          <w:rFonts w:ascii="Arial" w:hAnsi="Arial" w:eastAsia="Arial" w:cs="Arial"/>
+          <w:sz w:val="24"/>
+          <w:szCs w:val="24"/>
+        </w:rPr>
+        <w:t>Correlated features are identified using a heatmap</w:t>
+      </w:r>
+    </w:p>
+    <w:p>
+      <w:pPr>
+        <w:pStyle w:val="16"/>
+        <w:numPr>
+          <w:ilvl w:val="0"/>
+          <w:numId w:val="1"/>
+        </w:numPr>
+      </w:pPr>
+      <w:r>
+        <w:rPr>
+          <w:rFonts w:ascii="Arial" w:hAnsi="Arial" w:eastAsia="Arial" w:cs="Arial"/>
+          <w:sz w:val="24"/>
+          <w:szCs w:val="24"/>
+        </w:rPr>
+        <w:t>Irrelevant features are dropped to reduce dimensionality</w:t>
+      </w:r>
+    </w:p>
+    <w:p>
+      <w:pPr>
+        <w:pStyle w:val="3"/>
+        <w:spacing w:before="200" w:after="120"/>
+      </w:pPr>
+      <w:r>
+        <w:rPr>
+          <w:rFonts w:ascii="Arial" w:hAnsi="Arial" w:eastAsia="Arial" w:cs="Arial"/>
+          <w:b/>
+          <w:bCs/>
+          <w:sz w:val="28"/>
+          <w:szCs w:val="28"/>
+        </w:rPr>
+        <w:t>5.4 Algorithms Used</w:t>
+      </w:r>
+    </w:p>
+    <w:p>
+      <w:pPr>
+        <w:spacing w:after="120"/>
+      </w:pPr>
+      <w:r>
+        <w:rPr>
+          <w:rFonts w:hint="default" w:cs="Arial"/>
+          <w:sz w:val="24"/>
+          <w:szCs w:val="24"/>
+          <w:lang w:val="en-US"/>
+        </w:rPr>
+        <w:t xml:space="preserve">Three </w:t>
+      </w:r>
+      <w:r>
+        <w:rPr>
+          <w:rFonts w:ascii="Arial" w:hAnsi="Arial" w:eastAsia="Arial" w:cs="Arial"/>
+          <w:sz w:val="24"/>
+          <w:szCs w:val="24"/>
+        </w:rPr>
+        <w:t>regression algorithms are employed:</w:t>
+      </w:r>
+    </w:p>
+    <w:p>
+      <w:pPr>
+        <w:pStyle w:val="3"/>
+        <w:spacing w:before="200" w:after="120"/>
+        <w:rPr>
+          <w:rFonts w:hint="default" w:ascii="Arial" w:hAnsi="Arial" w:eastAsia="Arial" w:cs="Arial"/>
+          <w:sz w:val="24"/>
+          <w:szCs w:val="24"/>
+        </w:rPr>
+      </w:pPr>
+      <w:r>
+        <w:rPr>
+          <w:rFonts w:hint="default" w:ascii="Arial" w:hAnsi="Arial" w:eastAsia="Arial" w:cs="Arial"/>
+          <w:sz w:val="24"/>
+          <w:szCs w:val="24"/>
+        </w:rPr>
+        <w:t>• Linear Regression – A baseline regression model that fits a linear relationship between input features and house prices.</w:t>
+      </w:r>
+    </w:p>
+    <w:p>
+      <w:pPr>
+        <w:pStyle w:val="3"/>
+        <w:spacing w:before="200" w:after="120"/>
+        <w:rPr>
+          <w:rFonts w:hint="default" w:ascii="Arial" w:hAnsi="Arial" w:eastAsia="Arial" w:cs="Arial"/>
+          <w:sz w:val="24"/>
+          <w:szCs w:val="24"/>
+        </w:rPr>
+      </w:pPr>
+      <w:r>
+        <w:rPr>
+          <w:rFonts w:hint="default" w:ascii="Arial" w:hAnsi="Arial" w:eastAsia="Arial" w:cs="Arial"/>
+          <w:sz w:val="24"/>
+          <w:szCs w:val="24"/>
+        </w:rPr>
+        <w:t>• K-Nearest Neighbors (KNN) – A distance-based algorithm that predicts house prices by analyzing the most similar houses in the dataset.</w:t>
+      </w:r>
       <w:bookmarkStart w:id="0" w:name="_GoBack"/>
       <w:bookmarkEnd w:id="0"/>
-      <w:r>
-        <w:rPr>
-          <w:rFonts w:ascii="Arial" w:hAnsi="Arial" w:eastAsia="Arial" w:cs="Arial"/>
-          <w:b/>
-          <w:bCs/>
-          <w:sz w:val="32"/>
-          <w:szCs w:val="32"/>
-        </w:rPr>
-        <w:t>Abstract</w:t>
-      </w:r>
-    </w:p>
-    <w:p>
-      <w:pPr>
-        <w:spacing w:after="120"/>
-      </w:pPr>
-      <w:r>
-        <w:rPr>
-          <w:rFonts w:ascii="Arial" w:hAnsi="Arial" w:eastAsia="Arial" w:cs="Arial"/>
-          <w:sz w:val="24"/>
-          <w:szCs w:val="24"/>
-        </w:rPr>
-        <w:t>The real estate market is one of the most economically significant sectors, and accurately predicting house prices is a challenging yet crucial task. This project focuses on developing a Machine Learning-based system to predict house prices based on various features such as location, size, number of rooms, and other relevant attributes. The model employs regression algorithms including Linear Regression and Random Forest Regressor, along with data preprocessing techniques to handle missing values, categorical encoding, and feature scaling. The system is trained on a real estate dataset and evaluated using metrics such as Mean Absolute Error (MAE) and R-squared (R²) score. The results demonstrate that Machine Learning can effectively estimate house prices and assist buyers, sellers, and real estate professionals.</w:t>
-      </w:r>
-    </w:p>
-    <w:p>
-      <w:pPr>
-        <w:pStyle w:val="2"/>
-        <w:spacing w:before="300" w:after="180"/>
-      </w:pPr>
-      <w:r>
-        <w:rPr>
-          <w:rFonts w:ascii="Arial" w:hAnsi="Arial" w:eastAsia="Arial" w:cs="Arial"/>
-          <w:b/>
-          <w:bCs/>
-          <w:sz w:val="32"/>
-          <w:szCs w:val="32"/>
-        </w:rPr>
-        <w:t>1. Introduction</w:t>
-      </w:r>
-    </w:p>
-    <w:p>
-      <w:pPr>
-        <w:spacing w:after="120"/>
-      </w:pPr>
-      <w:r>
-        <w:rPr>
-          <w:rFonts w:ascii="Arial" w:hAnsi="Arial" w:eastAsia="Arial" w:cs="Arial"/>
-          <w:sz w:val="24"/>
-          <w:szCs w:val="24"/>
-        </w:rPr>
-        <w:t>The housing market plays a vital role in the economy, and the valuation of residential properties impacts buyers, sellers, investors, and financial institutions. Traditional methods of property valuation rely heavily on human expertise, which can be inconsistent and time-consuming.</w:t>
-      </w:r>
-    </w:p>
-    <w:p>
-      <w:pPr>
-        <w:spacing w:after="120"/>
-      </w:pPr>
-      <w:r>
-        <w:rPr>
-          <w:rFonts w:ascii="Arial" w:hAnsi="Arial" w:eastAsia="Arial" w:cs="Arial"/>
-          <w:sz w:val="24"/>
-          <w:szCs w:val="24"/>
-        </w:rPr>
-        <w:t>With the rise of data-driven approaches, Machine Learning provides an effective solution to predict house prices based on historical data. An accurate prediction model can:</w:t>
-      </w:r>
-    </w:p>
-    <w:p>
-      <w:pPr>
-        <w:pStyle w:val="16"/>
-        <w:numPr>
-          <w:ilvl w:val="0"/>
-          <w:numId w:val="1"/>
-        </w:numPr>
-      </w:pPr>
-      <w:r>
-        <w:rPr>
-          <w:rFonts w:ascii="Arial" w:hAnsi="Arial" w:eastAsia="Arial" w:cs="Arial"/>
-          <w:sz w:val="24"/>
-          <w:szCs w:val="24"/>
-        </w:rPr>
-        <w:t>Help buyers make informed purchasing decisions</w:t>
-      </w:r>
-    </w:p>
-    <w:p>
-      <w:pPr>
-        <w:pStyle w:val="16"/>
-        <w:numPr>
-          <w:ilvl w:val="0"/>
-          <w:numId w:val="1"/>
-        </w:numPr>
-      </w:pPr>
-      <w:r>
-        <w:rPr>
-          <w:rFonts w:ascii="Arial" w:hAnsi="Arial" w:eastAsia="Arial" w:cs="Arial"/>
-          <w:sz w:val="24"/>
-          <w:szCs w:val="24"/>
-        </w:rPr>
-        <w:t>Assist sellers in setting competitive prices</w:t>
-      </w:r>
-    </w:p>
-    <w:p>
-      <w:pPr>
-        <w:pStyle w:val="16"/>
-        <w:numPr>
-          <w:ilvl w:val="0"/>
-          <w:numId w:val="1"/>
-        </w:numPr>
-      </w:pPr>
-      <w:r>
-        <w:rPr>
-          <w:rFonts w:ascii="Arial" w:hAnsi="Arial" w:eastAsia="Arial" w:cs="Arial"/>
-          <w:sz w:val="24"/>
-          <w:szCs w:val="24"/>
-        </w:rPr>
-        <w:t>Enable financial institutions to assess loan eligibility</w:t>
-      </w:r>
-    </w:p>
-    <w:p>
-      <w:pPr>
-        <w:pStyle w:val="16"/>
-        <w:numPr>
-          <w:ilvl w:val="0"/>
-          <w:numId w:val="1"/>
-        </w:numPr>
-      </w:pPr>
-      <w:r>
-        <w:rPr>
-          <w:rFonts w:ascii="Arial" w:hAnsi="Arial" w:eastAsia="Arial" w:cs="Arial"/>
-          <w:sz w:val="24"/>
-          <w:szCs w:val="24"/>
-        </w:rPr>
-        <w:t>Support real estate agents in market analysis</w:t>
-      </w:r>
-    </w:p>
-    <w:p>
-      <w:pPr>
-        <w:spacing w:after="120"/>
-      </w:pPr>
-      <w:r>
-        <w:rPr>
-          <w:rFonts w:ascii="Arial" w:hAnsi="Arial" w:eastAsia="Arial" w:cs="Arial"/>
-          <w:sz w:val="24"/>
-          <w:szCs w:val="24"/>
-        </w:rPr>
-        <w:t>This project aims to develop a simple and efficient house price prediction system using Machine Learning regression techniques.</w:t>
-      </w:r>
-    </w:p>
-    <w:p>
-      <w:pPr>
-        <w:pStyle w:val="2"/>
-        <w:spacing w:before="300" w:after="180"/>
-      </w:pPr>
-      <w:r>
-        <w:rPr>
-          <w:rFonts w:ascii="Arial" w:hAnsi="Arial" w:eastAsia="Arial" w:cs="Arial"/>
-          <w:b/>
-          <w:bCs/>
-          <w:sz w:val="32"/>
-          <w:szCs w:val="32"/>
-        </w:rPr>
-        <w:t>2. Problem Statement</w:t>
-      </w:r>
-    </w:p>
-    <w:p>
-      <w:pPr>
-        <w:spacing w:after="120"/>
-      </w:pPr>
-      <w:r>
-        <w:rPr>
-          <w:rFonts w:ascii="Arial" w:hAnsi="Arial" w:eastAsia="Arial" w:cs="Arial"/>
-          <w:sz w:val="24"/>
-          <w:szCs w:val="24"/>
-        </w:rPr>
-        <w:t>The main problem addressed in this project is the automatic prediction of house prices based on property features. Manual valuation of properties is inefficient and prone to bias. Therefore, an automated system is required that can:</w:t>
-      </w:r>
-    </w:p>
-    <w:p>
-      <w:pPr>
-        <w:pStyle w:val="16"/>
-        <w:numPr>
-          <w:ilvl w:val="0"/>
-          <w:numId w:val="1"/>
-        </w:numPr>
-      </w:pPr>
-      <w:r>
-        <w:rPr>
-          <w:rFonts w:ascii="Arial" w:hAnsi="Arial" w:eastAsia="Arial" w:cs="Arial"/>
-          <w:sz w:val="24"/>
-          <w:szCs w:val="24"/>
-        </w:rPr>
-        <w:t>Analyze property features such as area, location, and amenities</w:t>
-      </w:r>
-    </w:p>
-    <w:p>
-      <w:pPr>
-        <w:pStyle w:val="16"/>
-        <w:numPr>
-          <w:ilvl w:val="0"/>
-          <w:numId w:val="1"/>
-        </w:numPr>
-      </w:pPr>
-      <w:r>
-        <w:rPr>
-          <w:rFonts w:ascii="Arial" w:hAnsi="Arial" w:eastAsia="Arial" w:cs="Arial"/>
-          <w:sz w:val="24"/>
-          <w:szCs w:val="24"/>
-        </w:rPr>
-        <w:t>Identify patterns in historical pricing data</w:t>
-      </w:r>
-    </w:p>
-    <w:p>
-      <w:pPr>
-        <w:pStyle w:val="16"/>
-        <w:numPr>
-          <w:ilvl w:val="0"/>
-          <w:numId w:val="1"/>
-        </w:numPr>
-      </w:pPr>
-      <w:r>
-        <w:rPr>
-          <w:rFonts w:ascii="Arial" w:hAnsi="Arial" w:eastAsia="Arial" w:cs="Arial"/>
-          <w:sz w:val="24"/>
-          <w:szCs w:val="24"/>
-        </w:rPr>
-        <w:t>Predict house prices accurately for unseen properties</w:t>
-      </w:r>
-    </w:p>
-    <w:p>
-      <w:pPr>
-        <w:pStyle w:val="2"/>
-        <w:spacing w:before="300" w:after="180"/>
-      </w:pPr>
-      <w:r>
-        <w:rPr>
-          <w:rFonts w:ascii="Arial" w:hAnsi="Arial" w:eastAsia="Arial" w:cs="Arial"/>
-          <w:b/>
-          <w:bCs/>
-          <w:sz w:val="32"/>
-          <w:szCs w:val="32"/>
-        </w:rPr>
-        <w:t>3. Objectives</w:t>
-      </w:r>
-    </w:p>
-    <w:p>
-      <w:pPr>
-        <w:spacing w:after="120"/>
-      </w:pPr>
-      <w:r>
-        <w:rPr>
-          <w:rFonts w:ascii="Arial" w:hAnsi="Arial" w:eastAsia="Arial" w:cs="Arial"/>
-          <w:sz w:val="24"/>
-          <w:szCs w:val="24"/>
-        </w:rPr>
-        <w:t>The objectives of this project are:</w:t>
-      </w:r>
-    </w:p>
-    <w:p>
-      <w:pPr>
-        <w:pStyle w:val="16"/>
-        <w:numPr>
-          <w:ilvl w:val="0"/>
-          <w:numId w:val="1"/>
-        </w:numPr>
-      </w:pPr>
-      <w:r>
-        <w:rPr>
-          <w:rFonts w:ascii="Arial" w:hAnsi="Arial" w:eastAsia="Arial" w:cs="Arial"/>
-          <w:sz w:val="24"/>
-          <w:szCs w:val="24"/>
-        </w:rPr>
-        <w:t>To understand regression-based Machine Learning algorithms</w:t>
-      </w:r>
-    </w:p>
-    <w:p>
-      <w:pPr>
-        <w:pStyle w:val="16"/>
-        <w:numPr>
-          <w:ilvl w:val="0"/>
-          <w:numId w:val="1"/>
-        </w:numPr>
-      </w:pPr>
-      <w:r>
-        <w:rPr>
-          <w:rFonts w:ascii="Arial" w:hAnsi="Arial" w:eastAsia="Arial" w:cs="Arial"/>
-          <w:sz w:val="24"/>
-          <w:szCs w:val="24"/>
-        </w:rPr>
-        <w:t>To implement a house price prediction model</w:t>
-      </w:r>
-    </w:p>
-    <w:p>
-      <w:pPr>
-        <w:pStyle w:val="16"/>
-        <w:numPr>
-          <w:ilvl w:val="0"/>
-          <w:numId w:val="1"/>
-        </w:numPr>
-      </w:pPr>
-      <w:r>
-        <w:rPr>
-          <w:rFonts w:ascii="Arial" w:hAnsi="Arial" w:eastAsia="Arial" w:cs="Arial"/>
-          <w:sz w:val="24"/>
-          <w:szCs w:val="24"/>
-        </w:rPr>
-        <w:t>To preprocess and encode real estate data for model training</w:t>
-      </w:r>
-    </w:p>
-    <w:p>
-      <w:pPr>
-        <w:pStyle w:val="16"/>
-        <w:numPr>
-          <w:ilvl w:val="0"/>
-          <w:numId w:val="1"/>
-        </w:numPr>
-      </w:pPr>
-      <w:r>
-        <w:rPr>
-          <w:rFonts w:ascii="Arial" w:hAnsi="Arial" w:eastAsia="Arial" w:cs="Arial"/>
-          <w:sz w:val="24"/>
-          <w:szCs w:val="24"/>
-        </w:rPr>
-        <w:t>To predict house prices based on input features</w:t>
-      </w:r>
-    </w:p>
-    <w:p>
-      <w:pPr>
-        <w:pStyle w:val="16"/>
-        <w:numPr>
-          <w:ilvl w:val="0"/>
-          <w:numId w:val="1"/>
-        </w:numPr>
-      </w:pPr>
-      <w:r>
-        <w:rPr>
-          <w:rFonts w:ascii="Arial" w:hAnsi="Arial" w:eastAsia="Arial" w:cs="Arial"/>
-          <w:sz w:val="24"/>
-          <w:szCs w:val="24"/>
-        </w:rPr>
-        <w:t>To evaluate the performance of the model using standard metrics</w:t>
-      </w:r>
-    </w:p>
-    <w:p>
-      <w:pPr>
-        <w:pStyle w:val="2"/>
-        <w:spacing w:before="300" w:after="180"/>
-      </w:pPr>
-      <w:r>
-        <w:rPr>
-          <w:rFonts w:ascii="Arial" w:hAnsi="Arial" w:eastAsia="Arial" w:cs="Arial"/>
-          <w:b/>
-          <w:bCs/>
-          <w:sz w:val="32"/>
-          <w:szCs w:val="32"/>
-        </w:rPr>
-        <w:t>4. Literature Review</w:t>
-      </w:r>
-    </w:p>
-    <w:p>
-      <w:pPr>
-        <w:spacing w:after="120"/>
-      </w:pPr>
-      <w:r>
-        <w:rPr>
-          <w:rFonts w:ascii="Arial" w:hAnsi="Arial" w:eastAsia="Arial" w:cs="Arial"/>
-          <w:sz w:val="24"/>
-          <w:szCs w:val="24"/>
-        </w:rPr>
-        <w:t>House price prediction has been widely studied in the field of Machine Learning. Various algorithms such as Linear Regression, Decision Trees, Random Forest, and Gradient Boosting have been applied for this purpose.</w:t>
-      </w:r>
-    </w:p>
-    <w:p>
-      <w:pPr>
-        <w:spacing w:after="120"/>
-      </w:pPr>
-      <w:r>
-        <w:rPr>
-          <w:rFonts w:ascii="Arial" w:hAnsi="Arial" w:eastAsia="Arial" w:cs="Arial"/>
-          <w:sz w:val="24"/>
-          <w:szCs w:val="24"/>
-        </w:rPr>
-        <w:t>Linear Regression is one of the most foundational algorithms for price prediction because:</w:t>
-      </w:r>
-    </w:p>
-    <w:p>
-      <w:pPr>
-        <w:pStyle w:val="16"/>
-        <w:numPr>
-          <w:ilvl w:val="0"/>
-          <w:numId w:val="1"/>
-        </w:numPr>
-      </w:pPr>
-      <w:r>
-        <w:rPr>
-          <w:rFonts w:ascii="Arial" w:hAnsi="Arial" w:eastAsia="Arial" w:cs="Arial"/>
-          <w:sz w:val="24"/>
-          <w:szCs w:val="24"/>
-        </w:rPr>
-        <w:t>It is simple and interpretable</w:t>
-      </w:r>
-    </w:p>
-    <w:p>
-      <w:pPr>
-        <w:pStyle w:val="16"/>
-        <w:numPr>
-          <w:ilvl w:val="0"/>
-          <w:numId w:val="1"/>
-        </w:numPr>
-      </w:pPr>
-      <w:r>
-        <w:rPr>
-          <w:rFonts w:ascii="Arial" w:hAnsi="Arial" w:eastAsia="Arial" w:cs="Arial"/>
-          <w:sz w:val="24"/>
-          <w:szCs w:val="24"/>
-        </w:rPr>
-        <w:t>It performs well when features have a linear relationship with the target</w:t>
-      </w:r>
-    </w:p>
-    <w:p>
-      <w:pPr>
-        <w:pStyle w:val="16"/>
-        <w:numPr>
-          <w:ilvl w:val="0"/>
-          <w:numId w:val="1"/>
-        </w:numPr>
-      </w:pPr>
-      <w:r>
-        <w:rPr>
-          <w:rFonts w:ascii="Arial" w:hAnsi="Arial" w:eastAsia="Arial" w:cs="Arial"/>
-          <w:sz w:val="24"/>
-          <w:szCs w:val="24"/>
-        </w:rPr>
-        <w:t>It provides coefficient-based insights into feature importance</w:t>
-      </w:r>
-    </w:p>
-    <w:p>
-      <w:pPr>
-        <w:spacing w:after="120"/>
-      </w:pPr>
-      <w:r>
-        <w:rPr>
-          <w:rFonts w:ascii="Arial" w:hAnsi="Arial" w:eastAsia="Arial" w:cs="Arial"/>
-          <w:sz w:val="24"/>
-          <w:szCs w:val="24"/>
-        </w:rPr>
-        <w:t>Random Forest Regressor is preferred for complex datasets because it handles non-linear relationships and reduces overfitting through ensemble learning. Feature engineering techniques such as one-hot encoding, normalization, and outlier removal are commonly applied to improve model performance.</w:t>
-      </w:r>
-    </w:p>
-    <w:p>
-      <w:pPr>
-        <w:pStyle w:val="2"/>
-        <w:spacing w:before="300" w:after="180"/>
-      </w:pPr>
-      <w:r>
-        <w:rPr>
-          <w:rFonts w:ascii="Arial" w:hAnsi="Arial" w:eastAsia="Arial" w:cs="Arial"/>
-          <w:b/>
-          <w:bCs/>
-          <w:sz w:val="32"/>
-          <w:szCs w:val="32"/>
-        </w:rPr>
-        <w:t>5. Methodology</w:t>
-      </w:r>
     </w:p>
     <w:p>
       <w:pPr>
         <w:pStyle w:val="3"/>
         <w:spacing w:before="200" w:after="120"/>
-      </w:pPr>
-      <w:r>
-        <w:rPr>
-          <w:rFonts w:ascii="Arial" w:hAnsi="Arial" w:eastAsia="Arial" w:cs="Arial"/>
-          <w:b/>
-          <w:bCs/>
-          <w:sz w:val="28"/>
-          <w:szCs w:val="28"/>
-        </w:rPr>
-        <w:t>5.1 Dataset</w:t>
-      </w:r>
-    </w:p>
-    <w:p>
-      <w:pPr>
-        <w:spacing w:after="120"/>
-      </w:pPr>
-      <w:r>
-        <w:rPr>
-          <w:rFonts w:ascii="Arial" w:hAnsi="Arial" w:eastAsia="Arial" w:cs="Arial"/>
-          <w:sz w:val="24"/>
-          <w:szCs w:val="24"/>
-        </w:rPr>
-        <w:t>The dataset used in this project contains records of residential properties. Each record includes the following features:</w:t>
-      </w:r>
-    </w:p>
-    <w:p>
-      <w:pPr>
-        <w:pStyle w:val="16"/>
-        <w:numPr>
-          <w:ilvl w:val="0"/>
-          <w:numId w:val="1"/>
-        </w:numPr>
-      </w:pPr>
-      <w:r>
-        <w:rPr>
-          <w:rFonts w:ascii="Arial" w:hAnsi="Arial" w:eastAsia="Arial" w:cs="Arial"/>
-          <w:sz w:val="24"/>
-          <w:szCs w:val="24"/>
-        </w:rPr>
-        <w:t>Area (in square feet)</w:t>
-      </w:r>
-    </w:p>
-    <w:p>
-      <w:pPr>
-        <w:pStyle w:val="16"/>
-        <w:numPr>
-          <w:ilvl w:val="0"/>
-          <w:numId w:val="1"/>
-        </w:numPr>
-      </w:pPr>
-      <w:r>
-        <w:rPr>
-          <w:rFonts w:ascii="Arial" w:hAnsi="Arial" w:eastAsia="Arial" w:cs="Arial"/>
-          <w:sz w:val="24"/>
-          <w:szCs w:val="24"/>
-        </w:rPr>
-        <w:t>Number of bedrooms and bathrooms</w:t>
-      </w:r>
-    </w:p>
-    <w:p>
-      <w:pPr>
-        <w:pStyle w:val="16"/>
-        <w:numPr>
-          <w:ilvl w:val="0"/>
-          <w:numId w:val="1"/>
-        </w:numPr>
-      </w:pPr>
-      <w:r>
-        <w:rPr>
-          <w:rFonts w:ascii="Arial" w:hAnsi="Arial" w:eastAsia="Arial" w:cs="Arial"/>
-          <w:sz w:val="24"/>
-          <w:szCs w:val="24"/>
-        </w:rPr>
-        <w:t>Location / neighborhood</w:t>
-      </w:r>
-    </w:p>
-    <w:p>
-      <w:pPr>
-        <w:pStyle w:val="16"/>
-        <w:numPr>
-          <w:ilvl w:val="0"/>
-          <w:numId w:val="1"/>
-        </w:numPr>
-      </w:pPr>
-      <w:r>
-        <w:rPr>
-          <w:rFonts w:ascii="Arial" w:hAnsi="Arial" w:eastAsia="Arial" w:cs="Arial"/>
-          <w:sz w:val="24"/>
-          <w:szCs w:val="24"/>
-        </w:rPr>
-        <w:t>Age of the property</w:t>
-      </w:r>
-    </w:p>
-    <w:p>
-      <w:pPr>
-        <w:pStyle w:val="16"/>
-        <w:numPr>
-          <w:ilvl w:val="0"/>
-          <w:numId w:val="1"/>
-        </w:numPr>
-      </w:pPr>
-      <w:r>
-        <w:rPr>
-          <w:rFonts w:ascii="Arial" w:hAnsi="Arial" w:eastAsia="Arial" w:cs="Arial"/>
-          <w:sz w:val="24"/>
-          <w:szCs w:val="24"/>
-        </w:rPr>
-        <w:t>Proximity to schools, hospitals, and transport</w:t>
-      </w:r>
-    </w:p>
-    <w:p>
-      <w:pPr>
-        <w:pStyle w:val="16"/>
-        <w:numPr>
-          <w:ilvl w:val="0"/>
-          <w:numId w:val="1"/>
-        </w:numPr>
-      </w:pPr>
-      <w:r>
-        <w:rPr>
-          <w:rFonts w:ascii="Arial" w:hAnsi="Arial" w:eastAsia="Arial" w:cs="Arial"/>
-          <w:sz w:val="24"/>
-          <w:szCs w:val="24"/>
-        </w:rPr>
-        <w:t>House price (target variable)</w:t>
-      </w:r>
-    </w:p>
-    <w:p>
-      <w:pPr>
-        <w:pStyle w:val="3"/>
-        <w:spacing w:before="200" w:after="120"/>
-      </w:pPr>
-      <w:r>
-        <w:rPr>
-          <w:rFonts w:ascii="Arial" w:hAnsi="Arial" w:eastAsia="Arial" w:cs="Arial"/>
-          <w:b/>
-          <w:bCs/>
-          <w:sz w:val="28"/>
-          <w:szCs w:val="28"/>
-        </w:rPr>
-        <w:t>5.2 Data Preprocessing</w:t>
-      </w:r>
-    </w:p>
-    <w:p>
-      <w:pPr>
-        <w:spacing w:after="120"/>
-      </w:pPr>
-      <w:r>
-        <w:rPr>
-          <w:rFonts w:ascii="Arial" w:hAnsi="Arial" w:eastAsia="Arial" w:cs="Arial"/>
-          <w:sz w:val="24"/>
-          <w:szCs w:val="24"/>
-        </w:rPr>
-        <w:t>Machine Learning models require clean, numerical data. Therefore, the following preprocessing steps are performed:</w:t>
-      </w:r>
-    </w:p>
-    <w:p>
-      <w:pPr>
-        <w:pStyle w:val="16"/>
-        <w:numPr>
-          <w:ilvl w:val="0"/>
-          <w:numId w:val="1"/>
-        </w:numPr>
-      </w:pPr>
-      <w:r>
-        <w:rPr>
-          <w:rFonts w:ascii="Arial" w:hAnsi="Arial" w:eastAsia="Arial" w:cs="Arial"/>
-          <w:sz w:val="24"/>
-          <w:szCs w:val="24"/>
-        </w:rPr>
-        <w:t>Handle missing values using mean/median imputation</w:t>
-      </w:r>
-    </w:p>
-    <w:p>
-      <w:pPr>
-        <w:pStyle w:val="16"/>
-        <w:numPr>
-          <w:ilvl w:val="0"/>
-          <w:numId w:val="1"/>
-        </w:numPr>
-      </w:pPr>
-      <w:r>
-        <w:rPr>
-          <w:rFonts w:ascii="Arial" w:hAnsi="Arial" w:eastAsia="Arial" w:cs="Arial"/>
-          <w:sz w:val="24"/>
-          <w:szCs w:val="24"/>
-        </w:rPr>
-        <w:t>Encode categorical variables (e.g., location) using One-Hot Encoding</w:t>
-      </w:r>
-    </w:p>
-    <w:p>
-      <w:pPr>
-        <w:pStyle w:val="16"/>
-        <w:numPr>
-          <w:ilvl w:val="0"/>
-          <w:numId w:val="1"/>
-        </w:numPr>
-      </w:pPr>
-      <w:r>
-        <w:rPr>
-          <w:rFonts w:ascii="Arial" w:hAnsi="Arial" w:eastAsia="Arial" w:cs="Arial"/>
-          <w:sz w:val="24"/>
-          <w:szCs w:val="24"/>
-        </w:rPr>
-        <w:t>Normalize/scale numerical features using StandardScaler</w:t>
-      </w:r>
-    </w:p>
-    <w:p>
-      <w:pPr>
-        <w:pStyle w:val="16"/>
-        <w:numPr>
-          <w:ilvl w:val="0"/>
-          <w:numId w:val="1"/>
-        </w:numPr>
-      </w:pPr>
-      <w:r>
-        <w:rPr>
-          <w:rFonts w:ascii="Arial" w:hAnsi="Arial" w:eastAsia="Arial" w:cs="Arial"/>
-          <w:sz w:val="24"/>
-          <w:szCs w:val="24"/>
-        </w:rPr>
-        <w:t>Remove outliers using the Interquartile Range (IQR) method</w:t>
-      </w:r>
-    </w:p>
-    <w:p>
-      <w:pPr>
-        <w:pStyle w:val="3"/>
-        <w:spacing w:before="200" w:after="120"/>
-      </w:pPr>
-      <w:r>
-        <w:rPr>
-          <w:rFonts w:ascii="Arial" w:hAnsi="Arial" w:eastAsia="Arial" w:cs="Arial"/>
-          <w:b/>
-          <w:bCs/>
-          <w:sz w:val="28"/>
-          <w:szCs w:val="28"/>
-        </w:rPr>
-        <w:t>5.3 Feature Engineering</w:t>
-      </w:r>
-    </w:p>
-    <w:p>
-      <w:pPr>
-        <w:spacing w:after="120"/>
-      </w:pPr>
-      <w:r>
-        <w:rPr>
-          <w:rFonts w:ascii="Arial" w:hAnsi="Arial" w:eastAsia="Arial" w:cs="Arial"/>
-          <w:sz w:val="24"/>
-          <w:szCs w:val="24"/>
-        </w:rPr>
-        <w:t>Feature engineering improves model accuracy by transforming raw data into meaningful representations. In this project:</w:t>
-      </w:r>
-    </w:p>
-    <w:p>
-      <w:pPr>
-        <w:pStyle w:val="16"/>
-        <w:numPr>
-          <w:ilvl w:val="0"/>
-          <w:numId w:val="1"/>
-        </w:numPr>
-      </w:pPr>
-      <w:r>
-        <w:rPr>
-          <w:rFonts w:ascii="Arial" w:hAnsi="Arial" w:eastAsia="Arial" w:cs="Arial"/>
-          <w:sz w:val="24"/>
-          <w:szCs w:val="24"/>
-        </w:rPr>
-        <w:t>New features such as price-per-square-foot are derived</w:t>
-      </w:r>
-    </w:p>
-    <w:p>
-      <w:pPr>
-        <w:pStyle w:val="16"/>
-        <w:numPr>
-          <w:ilvl w:val="0"/>
-          <w:numId w:val="1"/>
-        </w:numPr>
-      </w:pPr>
-      <w:r>
-        <w:rPr>
-          <w:rFonts w:ascii="Arial" w:hAnsi="Arial" w:eastAsia="Arial" w:cs="Arial"/>
-          <w:sz w:val="24"/>
-          <w:szCs w:val="24"/>
-        </w:rPr>
-        <w:t>Correlated features are identified using a heatmap</w:t>
-      </w:r>
-    </w:p>
-    <w:p>
-      <w:pPr>
-        <w:pStyle w:val="16"/>
-        <w:numPr>
-          <w:ilvl w:val="0"/>
-          <w:numId w:val="1"/>
-        </w:numPr>
-      </w:pPr>
-      <w:r>
-        <w:rPr>
-          <w:rFonts w:ascii="Arial" w:hAnsi="Arial" w:eastAsia="Arial" w:cs="Arial"/>
-          <w:sz w:val="24"/>
-          <w:szCs w:val="24"/>
-        </w:rPr>
-        <w:t>Irrelevant features are dropped to reduce dimensionality</w:t>
-      </w:r>
-    </w:p>
-    <w:p>
-      <w:pPr>
-        <w:pStyle w:val="3"/>
-        <w:spacing w:before="200" w:after="120"/>
-      </w:pPr>
-      <w:r>
-        <w:rPr>
-          <w:rFonts w:ascii="Arial" w:hAnsi="Arial" w:eastAsia="Arial" w:cs="Arial"/>
-          <w:b/>
-          <w:bCs/>
-          <w:sz w:val="28"/>
-          <w:szCs w:val="28"/>
-        </w:rPr>
-        <w:t>5.4 Algorithms Used</w:t>
-      </w:r>
-    </w:p>
-    <w:p>
-      <w:pPr>
-        <w:spacing w:after="120"/>
-      </w:pPr>
-      <w:r>
-        <w:rPr>
-          <w:rFonts w:ascii="Arial" w:hAnsi="Arial" w:eastAsia="Arial" w:cs="Arial"/>
-          <w:sz w:val="24"/>
-          <w:szCs w:val="24"/>
-        </w:rPr>
-        <w:t>Two regression algorithms are employed:</w:t>
-      </w:r>
-    </w:p>
-    <w:p>
-      <w:pPr>
-        <w:pStyle w:val="16"/>
-        <w:numPr>
-          <w:ilvl w:val="0"/>
-          <w:numId w:val="1"/>
-        </w:numPr>
-      </w:pPr>
-      <w:r>
-        <w:rPr>
-          <w:rFonts w:ascii="Arial" w:hAnsi="Arial" w:eastAsia="Arial" w:cs="Arial"/>
-          <w:sz w:val="24"/>
-          <w:szCs w:val="24"/>
-        </w:rPr>
-        <w:t>Linear Regression – A baseline model that fits a linear equation to the data</w:t>
-      </w:r>
-    </w:p>
-    <w:p>
-      <w:pPr>
-        <w:pStyle w:val="16"/>
-        <w:numPr>
-          <w:ilvl w:val="0"/>
-          <w:numId w:val="1"/>
-        </w:numPr>
-      </w:pPr>
-      <w:r>
-        <w:rPr>
-          <w:rFonts w:ascii="Arial" w:hAnsi="Arial" w:eastAsia="Arial" w:cs="Arial"/>
-          <w:sz w:val="24"/>
-          <w:szCs w:val="24"/>
-        </w:rPr>
-        <w:t>Random Forest Regressor – An ensemble method using multiple decision trees for better accuracy and robustness</w:t>
+        <w:rPr>
+          <w:rFonts w:hint="default" w:ascii="Arial" w:hAnsi="Arial" w:eastAsia="Arial" w:cs="Arial"/>
+          <w:sz w:val="24"/>
+          <w:szCs w:val="24"/>
+        </w:rPr>
+      </w:pPr>
+      <w:r>
+        <w:rPr>
+          <w:rFonts w:hint="default" w:ascii="Arial" w:hAnsi="Arial" w:eastAsia="Arial" w:cs="Arial"/>
+          <w:sz w:val="24"/>
+          <w:szCs w:val="24"/>
+        </w:rPr>
+        <w:t>• Decision Tree Regressor – A tree-based model that makes predictions by learning decision rules from property features and handling non-linear relationships effectively.</w:t>
       </w:r>
     </w:p>
     <w:p>
